--- a/wiki/reports/06_Claude_활용/Claude_파일럿2기_중간보고서_한경준_20260914.docx
+++ b/wiki/reports/06_Claude_활용/Claude_파일럿2기_중간보고서_한경준_20260914.docx
@@ -5961,6 +5961,32 @@
           <w:szCs w:val="19"/>
         </w:rPr>
         <w:t xml:space="preserve">상태코드 해석이 남아 있어 생산실적 KPI는 아직 엑셀 기준을 유지하고 있습니다. 명칭표만 확보되면 전환은 반나절 작업입니다.</w:t>
+      </w:r>
+    </w:p>
+    <w:p>
+      <w:pPr>
+        <w:spacing w:after="120" w:line="300"/>
+      </w:pPr>
+      <w:r>
+        <w:rPr>
+          <w:rFonts w:ascii="맑은 고딕" w:cs="맑은 고딕" w:eastAsia="맑은 고딕" w:hAnsi="맑은 고딕"/>
+          <w:sz w:val="22"/>
+          <w:szCs w:val="22"/>
+        </w:rPr>
+        <w:t xml:space="preserve">9월 9일 조회로 실제 사용 중인 코드 49개를 수집해 수기 매핑 대장을 만들었습니다(확정 10 · 추정 13 · 확인 필요 16). 다만 같은 조회에서 제약 두 가지를 새로 확인해 완성도는 70%를 유지했습니다.</w:t>
+      </w:r>
+    </w:p>
+    <w:p>
+      <w:pPr>
+        <w:spacing w:after="120" w:line="300"/>
+      </w:pPr>
+      <w:r>
+        <w:rPr>
+          <w:rFonts w:ascii="맑은 고딕" w:cs="맑은 고딕" w:eastAsia="맑은 고딕" w:hAnsi="맑은 고딕"/>
+          <w:sz w:val="22"/>
+          <w:szCs w:val="22"/>
+        </w:rPr>
+        <w:t xml:space="preserve">첫째, 재연마 A/S 는 2025년 1월 이후 152건이 전량 「요청」 상태로만 남아 있어 처리 완료가 ERP 에 기록되지 않습니다. 조회는 되지만 진행 단계를 추적할 수 없다는 뜻입니다. 둘째, 각도 항목 한 열에 코너 반경(mm)과 챔퍼 각도(°)가 섞여 있어 형상 항목과 함께 읽지 않으면 현장이 단위를 오독합니다. 두 가지 모두 화면에 띄우기 전에 정리해야 할 항목입니다.</w:t>
       </w:r>
     </w:p>
     <w:p>
